--- a/Segundo_Parcial/Evidencias_Segundo_Parcial_JoseGarcia.docx
+++ b/Segundo_Parcial/Evidencias_Segundo_Parcial_JoseGarcia.docx
@@ -351,6 +351,9 @@
       <w:pPr>
         <w:spacing w:after="0"/>
         <w:jc w:val="center"/>
+        <w:rPr>
+          <w:lang w:val="pt-BR"/>
+        </w:rPr>
       </w:pPr>
       <w:r>
         <w:rPr>
@@ -359,6 +362,7 @@
           <w:bCs/>
           <w:sz w:val="36"/>
           <w:szCs w:val="36"/>
+          <w:lang w:val="pt-BR"/>
         </w:rPr>
         <w:t>Segundo Parcial</w:t>
       </w:r>
@@ -370,6 +374,7 @@
         <w:rPr>
           <w:b/>
           <w:bCs/>
+          <w:lang w:val="pt-BR"/>
         </w:rPr>
       </w:pPr>
       <w:hyperlink r:id="rId6" w:history="1">
@@ -378,8 +383,9 @@
             <w:rStyle w:val="Hipervnculo"/>
             <w:b/>
             <w:bCs/>
+            <w:lang w:val="pt-BR"/>
           </w:rPr>
-          <w:t>https://github.com/Jose-e-garcia/programacion-ii-2026/tree/main/semana-08-control-compras</w:t>
+          <w:t>https://github.com/Jose-e-garcia/programacion-ii-2026/tree/main/Segundo_Parcial</w:t>
         </w:r>
       </w:hyperlink>
     </w:p>
@@ -390,6 +396,7 @@
         <w:rPr>
           <w:b/>
           <w:bCs/>
+          <w:lang w:val="pt-BR"/>
         </w:rPr>
       </w:pPr>
     </w:p>
@@ -398,11 +405,23 @@
         <w:spacing w:after="0"/>
         <w:jc w:val="center"/>
         <w:rPr>
+          <w:b/>
+          <w:bCs/>
+          <w:lang w:val="pt-BR"/>
+        </w:rPr>
+      </w:pPr>
+    </w:p>
+    <w:p>
+      <w:pPr>
+        <w:spacing w:after="0"/>
+        <w:jc w:val="center"/>
+        <w:rPr>
           <w:rFonts w:ascii="Arial" w:hAnsi="Arial" w:cs="Arial"/>
           <w:b/>
           <w:bCs/>
           <w:sz w:val="36"/>
           <w:szCs w:val="36"/>
+          <w:lang w:val="pt-BR"/>
         </w:rPr>
       </w:pPr>
     </w:p>
@@ -416,6 +435,7 @@
           <w:bCs/>
           <w:sz w:val="36"/>
           <w:szCs w:val="36"/>
+          <w:lang w:val="pt-BR"/>
         </w:rPr>
       </w:pPr>
     </w:p>
@@ -429,6 +449,7 @@
           <w:bCs/>
           <w:sz w:val="36"/>
           <w:szCs w:val="36"/>
+          <w:lang w:val="pt-BR"/>
         </w:rPr>
       </w:pPr>
     </w:p>
@@ -439,6 +460,7 @@
           <w:rFonts w:ascii="Arial" w:hAnsi="Arial" w:cs="Arial"/>
           <w:b/>
           <w:bCs/>
+          <w:lang w:val="pt-BR"/>
         </w:rPr>
       </w:pPr>
     </w:p>
@@ -449,6 +471,7 @@
           <w:rFonts w:ascii="Arial" w:hAnsi="Arial" w:cs="Arial"/>
           <w:b/>
           <w:bCs/>
+          <w:lang w:val="pt-BR"/>
         </w:rPr>
       </w:pPr>
     </w:p>
@@ -459,6 +482,7 @@
           <w:rFonts w:ascii="Arial" w:hAnsi="Arial" w:cs="Arial"/>
           <w:b/>
           <w:bCs/>
+          <w:lang w:val="pt-BR"/>
         </w:rPr>
       </w:pPr>
     </w:p>
@@ -469,6 +493,7 @@
           <w:rFonts w:ascii="Arial" w:hAnsi="Arial" w:cs="Arial"/>
           <w:b/>
           <w:bCs/>
+          <w:lang w:val="pt-BR"/>
         </w:rPr>
       </w:pPr>
     </w:p>
@@ -479,6 +504,7 @@
           <w:rFonts w:ascii="Arial" w:hAnsi="Arial" w:cs="Arial"/>
           <w:b/>
           <w:bCs/>
+          <w:lang w:val="pt-BR"/>
         </w:rPr>
       </w:pPr>
     </w:p>
@@ -489,6 +515,7 @@
           <w:rFonts w:ascii="Arial" w:hAnsi="Arial" w:cs="Arial"/>
           <w:b/>
           <w:bCs/>
+          <w:lang w:val="pt-BR"/>
         </w:rPr>
       </w:pPr>
     </w:p>
@@ -499,6 +526,7 @@
           <w:rFonts w:ascii="Arial" w:hAnsi="Arial" w:cs="Arial"/>
           <w:b/>
           <w:bCs/>
+          <w:lang w:val="pt-BR"/>
         </w:rPr>
       </w:pPr>
     </w:p>
@@ -509,6 +537,7 @@
           <w:rFonts w:ascii="Arial" w:hAnsi="Arial" w:cs="Arial"/>
           <w:b/>
           <w:bCs/>
+          <w:lang w:val="pt-BR"/>
         </w:rPr>
       </w:pPr>
     </w:p>
@@ -519,6 +548,7 @@
           <w:rFonts w:ascii="Arial" w:hAnsi="Arial" w:cs="Arial"/>
           <w:b/>
           <w:bCs/>
+          <w:lang w:val="pt-BR"/>
         </w:rPr>
       </w:pPr>
     </w:p>
@@ -529,6 +559,7 @@
           <w:rFonts w:ascii="Arial" w:hAnsi="Arial" w:cs="Arial"/>
           <w:b/>
           <w:bCs/>
+          <w:lang w:val="pt-BR"/>
         </w:rPr>
       </w:pPr>
     </w:p>
@@ -539,6 +570,7 @@
           <w:rFonts w:ascii="Arial" w:hAnsi="Arial" w:cs="Arial"/>
           <w:b/>
           <w:bCs/>
+          <w:lang w:val="pt-BR"/>
         </w:rPr>
       </w:pPr>
     </w:p>
@@ -548,15 +580,7 @@
           <w:rFonts w:ascii="Arial" w:hAnsi="Arial" w:cs="Arial"/>
           <w:sz w:val="12"/>
           <w:szCs w:val="12"/>
-        </w:rPr>
-      </w:pPr>
-    </w:p>
-    <w:p>
-      <w:pPr>
-        <w:rPr>
-          <w:rFonts w:ascii="Arial" w:hAnsi="Arial" w:cs="Arial"/>
-          <w:sz w:val="12"/>
-          <w:szCs w:val="12"/>
+          <w:lang w:val="pt-BR"/>
         </w:rPr>
       </w:pPr>
     </w:p>
@@ -566,6 +590,7 @@
           <w:rFonts w:ascii="Arial" w:hAnsi="Arial" w:cs="Arial"/>
           <w:sz w:val="16"/>
           <w:szCs w:val="12"/>
+          <w:lang w:val="pt-BR"/>
         </w:rPr>
       </w:pPr>
     </w:p>
@@ -588,24 +613,42 @@
     <w:p>
       <w:pPr>
         <w:jc w:val="right"/>
-      </w:pPr>
-      <w:proofErr w:type="gramStart"/>
-      <w:r>
         <w:rPr>
           <w:rFonts w:ascii="Arial" w:hAnsi="Arial" w:cs="Arial"/>
           <w:sz w:val="28"/>
           <w:szCs w:val="28"/>
         </w:rPr>
-        <w:t>Carnet</w:t>
-      </w:r>
-      <w:proofErr w:type="gramEnd"/>
+      </w:pPr>
+      <w:proofErr w:type="gramStart"/>
       <w:r>
         <w:rPr>
           <w:rFonts w:ascii="Arial" w:hAnsi="Arial" w:cs="Arial"/>
           <w:sz w:val="28"/>
           <w:szCs w:val="28"/>
         </w:rPr>
+        <w:t>Carnet</w:t>
+      </w:r>
+      <w:proofErr w:type="gramEnd"/>
+      <w:r>
+        <w:rPr>
+          <w:rFonts w:ascii="Arial" w:hAnsi="Arial" w:cs="Arial"/>
+          <w:sz w:val="28"/>
+          <w:szCs w:val="28"/>
+        </w:rPr>
         <w:t xml:space="preserve"> 9941-10-13121</w:t>
+      </w:r>
+    </w:p>
+    <w:p>
+      <w:pPr>
+        <w:jc w:val="right"/>
+      </w:pPr>
+      <w:r>
+        <w:rPr>
+          <w:rFonts w:ascii="Arial" w:hAnsi="Arial" w:cs="Arial"/>
+          <w:sz w:val="28"/>
+          <w:szCs w:val="28"/>
+        </w:rPr>
+        <w:t>20-09-2026</w:t>
       </w:r>
     </w:p>
     <w:p>
@@ -1848,13 +1891,1336 @@
     </w:p>
     <w:p>
       <w:pPr>
-        <w:jc w:val="center"/>
+        <w:rPr>
+          <w:rFonts w:ascii="Arial" w:hAnsi="Arial" w:cs="Arial"/>
+          <w:b/>
+          <w:bCs/>
+          <w:sz w:val="24"/>
+          <w:szCs w:val="24"/>
+        </w:rPr>
+      </w:pPr>
+    </w:p>
+    <w:p>
+      <w:pPr>
+        <w:rPr>
+          <w:rFonts w:ascii="Arial" w:hAnsi="Arial" w:cs="Arial"/>
+          <w:b/>
+          <w:bCs/>
+          <w:sz w:val="24"/>
+          <w:szCs w:val="24"/>
+        </w:rPr>
+      </w:pPr>
+      <w:r>
+        <w:rPr>
+          <w:rFonts w:ascii="Arial" w:hAnsi="Arial" w:cs="Arial"/>
+          <w:b/>
+          <w:bCs/>
+          <w:sz w:val="24"/>
+          <w:szCs w:val="24"/>
+        </w:rPr>
+        <w:t>Base de datos creada</w:t>
+      </w:r>
+    </w:p>
+    <w:p>
+      <w:pPr>
         <w:rPr>
           <w:rFonts w:ascii="Arial" w:hAnsi="Arial" w:cs="Arial"/>
           <w:b/>
           <w:bCs/>
           <w:sz w:val="36"/>
           <w:szCs w:val="36"/>
+        </w:rPr>
+      </w:pPr>
+    </w:p>
+    <w:p>
+      <w:pPr>
+        <w:rPr>
+          <w:rFonts w:ascii="Arial" w:hAnsi="Arial" w:cs="Arial"/>
+          <w:b/>
+          <w:bCs/>
+          <w:sz w:val="24"/>
+          <w:szCs w:val="24"/>
+        </w:rPr>
+      </w:pPr>
+      <w:r>
+        <w:rPr>
+          <w:rFonts w:ascii="Arial" w:hAnsi="Arial" w:cs="Arial"/>
+          <w:b/>
+          <w:bCs/>
+          <w:sz w:val="24"/>
+          <w:szCs w:val="24"/>
+        </w:rPr>
+        <w:drawing>
+          <wp:inline distT="0" distB="0" distL="0" distR="0" wp14:anchorId="30EB3532" wp14:editId="2F5808F5">
+            <wp:extent cx="5612130" cy="2300605"/>
+            <wp:effectExtent l="0" t="0" r="7620" b="4445"/>
+            <wp:docPr id="831098955" name="Imagen 1"/>
+            <wp:cNvGraphicFramePr>
+              <a:graphicFrameLocks xmlns:a="http://schemas.openxmlformats.org/drawingml/2006/main" noChangeAspect="1"/>
+            </wp:cNvGraphicFramePr>
+            <a:graphic xmlns:a="http://schemas.openxmlformats.org/drawingml/2006/main">
+              <a:graphicData uri="http://schemas.openxmlformats.org/drawingml/2006/picture">
+                <pic:pic xmlns:pic="http://schemas.openxmlformats.org/drawingml/2006/picture">
+                  <pic:nvPicPr>
+                    <pic:cNvPr id="831098955" name=""/>
+                    <pic:cNvPicPr/>
+                  </pic:nvPicPr>
+                  <pic:blipFill>
+                    <a:blip r:embed="rId16"/>
+                    <a:stretch>
+                      <a:fillRect/>
+                    </a:stretch>
+                  </pic:blipFill>
+                  <pic:spPr>
+                    <a:xfrm>
+                      <a:off x="0" y="0"/>
+                      <a:ext cx="5612130" cy="2300605"/>
+                    </a:xfrm>
+                    <a:prstGeom prst="rect">
+                      <a:avLst/>
+                    </a:prstGeom>
+                  </pic:spPr>
+                </pic:pic>
+              </a:graphicData>
+            </a:graphic>
+          </wp:inline>
+        </w:drawing>
+      </w:r>
+    </w:p>
+    <w:p>
+      <w:pPr>
+        <w:rPr>
+          <w:rFonts w:ascii="Arial" w:hAnsi="Arial" w:cs="Arial"/>
+          <w:b/>
+          <w:bCs/>
+          <w:sz w:val="24"/>
+          <w:szCs w:val="24"/>
+        </w:rPr>
+      </w:pPr>
+    </w:p>
+    <w:p>
+      <w:pPr>
+        <w:rPr>
+          <w:rFonts w:ascii="Arial" w:hAnsi="Arial" w:cs="Arial"/>
+          <w:b/>
+          <w:bCs/>
+          <w:sz w:val="24"/>
+          <w:szCs w:val="24"/>
+        </w:rPr>
+      </w:pPr>
+    </w:p>
+    <w:p>
+      <w:pPr>
+        <w:rPr>
+          <w:rFonts w:ascii="Arial" w:hAnsi="Arial" w:cs="Arial"/>
+          <w:b/>
+          <w:bCs/>
+          <w:sz w:val="24"/>
+          <w:szCs w:val="24"/>
+        </w:rPr>
+      </w:pPr>
+    </w:p>
+    <w:p>
+      <w:pPr>
+        <w:rPr>
+          <w:rFonts w:ascii="Arial" w:hAnsi="Arial" w:cs="Arial"/>
+          <w:b/>
+          <w:bCs/>
+          <w:sz w:val="24"/>
+          <w:szCs w:val="24"/>
+        </w:rPr>
+      </w:pPr>
+    </w:p>
+    <w:p>
+      <w:pPr>
+        <w:rPr>
+          <w:rFonts w:ascii="Arial" w:hAnsi="Arial" w:cs="Arial"/>
+          <w:b/>
+          <w:bCs/>
+          <w:sz w:val="24"/>
+          <w:szCs w:val="24"/>
+        </w:rPr>
+      </w:pPr>
+    </w:p>
+    <w:p>
+      <w:pPr>
+        <w:rPr>
+          <w:rFonts w:ascii="Arial" w:hAnsi="Arial" w:cs="Arial"/>
+          <w:b/>
+          <w:bCs/>
+          <w:sz w:val="24"/>
+          <w:szCs w:val="24"/>
+        </w:rPr>
+      </w:pPr>
+    </w:p>
+    <w:p>
+      <w:pPr>
+        <w:rPr>
+          <w:rFonts w:ascii="Arial" w:hAnsi="Arial" w:cs="Arial"/>
+          <w:b/>
+          <w:bCs/>
+          <w:sz w:val="24"/>
+          <w:szCs w:val="24"/>
+        </w:rPr>
+      </w:pPr>
+      <w:r>
+        <w:rPr>
+          <w:rFonts w:ascii="Arial" w:hAnsi="Arial" w:cs="Arial"/>
+          <w:b/>
+          <w:bCs/>
+          <w:sz w:val="24"/>
+          <w:szCs w:val="24"/>
+        </w:rPr>
+        <w:lastRenderedPageBreak/>
+        <w:t>Tabla creada</w:t>
+      </w:r>
+    </w:p>
+    <w:p>
+      <w:pPr>
+        <w:rPr>
+          <w:rFonts w:ascii="Arial" w:hAnsi="Arial" w:cs="Arial"/>
+          <w:b/>
+          <w:bCs/>
+          <w:sz w:val="24"/>
+          <w:szCs w:val="24"/>
+        </w:rPr>
+      </w:pPr>
+      <w:r>
+        <w:rPr>
+          <w:rFonts w:ascii="Arial" w:hAnsi="Arial" w:cs="Arial"/>
+          <w:b/>
+          <w:bCs/>
+          <w:sz w:val="24"/>
+          <w:szCs w:val="24"/>
+        </w:rPr>
+        <w:drawing>
+          <wp:inline distT="0" distB="0" distL="0" distR="0" wp14:anchorId="02C47DAB" wp14:editId="6435DF02">
+            <wp:extent cx="5612130" cy="2885440"/>
+            <wp:effectExtent l="0" t="0" r="7620" b="0"/>
+            <wp:docPr id="811863861" name="Imagen 1"/>
+            <wp:cNvGraphicFramePr>
+              <a:graphicFrameLocks xmlns:a="http://schemas.openxmlformats.org/drawingml/2006/main" noChangeAspect="1"/>
+            </wp:cNvGraphicFramePr>
+            <a:graphic xmlns:a="http://schemas.openxmlformats.org/drawingml/2006/main">
+              <a:graphicData uri="http://schemas.openxmlformats.org/drawingml/2006/picture">
+                <pic:pic xmlns:pic="http://schemas.openxmlformats.org/drawingml/2006/picture">
+                  <pic:nvPicPr>
+                    <pic:cNvPr id="811863861" name=""/>
+                    <pic:cNvPicPr/>
+                  </pic:nvPicPr>
+                  <pic:blipFill>
+                    <a:blip r:embed="rId17"/>
+                    <a:stretch>
+                      <a:fillRect/>
+                    </a:stretch>
+                  </pic:blipFill>
+                  <pic:spPr>
+                    <a:xfrm>
+                      <a:off x="0" y="0"/>
+                      <a:ext cx="5612130" cy="2885440"/>
+                    </a:xfrm>
+                    <a:prstGeom prst="rect">
+                      <a:avLst/>
+                    </a:prstGeom>
+                  </pic:spPr>
+                </pic:pic>
+              </a:graphicData>
+            </a:graphic>
+          </wp:inline>
+        </w:drawing>
+      </w:r>
+    </w:p>
+    <w:p>
+      <w:pPr>
+        <w:rPr>
+          <w:rFonts w:ascii="Arial" w:hAnsi="Arial" w:cs="Arial"/>
+          <w:b/>
+          <w:bCs/>
+          <w:sz w:val="24"/>
+          <w:szCs w:val="24"/>
+        </w:rPr>
+      </w:pPr>
+    </w:p>
+    <w:p>
+      <w:pPr>
+        <w:rPr>
+          <w:rFonts w:ascii="Arial" w:hAnsi="Arial" w:cs="Arial"/>
+          <w:b/>
+          <w:bCs/>
+          <w:sz w:val="24"/>
+          <w:szCs w:val="24"/>
+        </w:rPr>
+      </w:pPr>
+    </w:p>
+    <w:p>
+      <w:pPr>
+        <w:rPr>
+          <w:rFonts w:ascii="Arial" w:hAnsi="Arial" w:cs="Arial"/>
+          <w:b/>
+          <w:bCs/>
+          <w:sz w:val="24"/>
+          <w:szCs w:val="24"/>
+        </w:rPr>
+      </w:pPr>
+      <w:r>
+        <w:rPr>
+          <w:rFonts w:ascii="Arial" w:hAnsi="Arial" w:cs="Arial"/>
+          <w:b/>
+          <w:bCs/>
+          <w:sz w:val="24"/>
+          <w:szCs w:val="24"/>
+        </w:rPr>
+        <w:t>Registros insertados</w:t>
+      </w:r>
+    </w:p>
+    <w:p>
+      <w:pPr>
+        <w:rPr>
+          <w:rFonts w:ascii="Arial" w:hAnsi="Arial" w:cs="Arial"/>
+          <w:b/>
+          <w:bCs/>
+          <w:sz w:val="24"/>
+          <w:szCs w:val="24"/>
+        </w:rPr>
+      </w:pPr>
+      <w:r>
+        <w:rPr>
+          <w:rFonts w:ascii="Arial" w:hAnsi="Arial" w:cs="Arial"/>
+          <w:b/>
+          <w:bCs/>
+          <w:sz w:val="24"/>
+          <w:szCs w:val="24"/>
+        </w:rPr>
+        <w:drawing>
+          <wp:inline distT="0" distB="0" distL="0" distR="0" wp14:anchorId="4989ADF5" wp14:editId="47B4577F">
+            <wp:extent cx="5612130" cy="1258570"/>
+            <wp:effectExtent l="0" t="0" r="7620" b="0"/>
+            <wp:docPr id="808763370" name="Imagen 1"/>
+            <wp:cNvGraphicFramePr>
+              <a:graphicFrameLocks xmlns:a="http://schemas.openxmlformats.org/drawingml/2006/main" noChangeAspect="1"/>
+            </wp:cNvGraphicFramePr>
+            <a:graphic xmlns:a="http://schemas.openxmlformats.org/drawingml/2006/main">
+              <a:graphicData uri="http://schemas.openxmlformats.org/drawingml/2006/picture">
+                <pic:pic xmlns:pic="http://schemas.openxmlformats.org/drawingml/2006/picture">
+                  <pic:nvPicPr>
+                    <pic:cNvPr id="808763370" name=""/>
+                    <pic:cNvPicPr/>
+                  </pic:nvPicPr>
+                  <pic:blipFill>
+                    <a:blip r:embed="rId18"/>
+                    <a:stretch>
+                      <a:fillRect/>
+                    </a:stretch>
+                  </pic:blipFill>
+                  <pic:spPr>
+                    <a:xfrm>
+                      <a:off x="0" y="0"/>
+                      <a:ext cx="5612130" cy="1258570"/>
+                    </a:xfrm>
+                    <a:prstGeom prst="rect">
+                      <a:avLst/>
+                    </a:prstGeom>
+                  </pic:spPr>
+                </pic:pic>
+              </a:graphicData>
+            </a:graphic>
+          </wp:inline>
+        </w:drawing>
+      </w:r>
+    </w:p>
+    <w:p>
+      <w:pPr>
+        <w:rPr>
+          <w:rFonts w:ascii="Arial" w:hAnsi="Arial" w:cs="Arial"/>
+          <w:b/>
+          <w:bCs/>
+          <w:sz w:val="24"/>
+          <w:szCs w:val="24"/>
+        </w:rPr>
+      </w:pPr>
+    </w:p>
+    <w:p>
+      <w:pPr>
+        <w:rPr>
+          <w:rFonts w:ascii="Arial" w:hAnsi="Arial" w:cs="Arial"/>
+          <w:b/>
+          <w:bCs/>
+          <w:sz w:val="24"/>
+          <w:szCs w:val="24"/>
+        </w:rPr>
+      </w:pPr>
+      <w:r>
+        <w:rPr>
+          <w:rFonts w:ascii="Arial" w:hAnsi="Arial" w:cs="Arial"/>
+          <w:b/>
+          <w:bCs/>
+          <w:sz w:val="24"/>
+          <w:szCs w:val="24"/>
+        </w:rPr>
+        <w:t>Consulta general</w:t>
+      </w:r>
+    </w:p>
+    <w:p>
+      <w:pPr>
+        <w:rPr>
+          <w:rFonts w:ascii="Arial" w:hAnsi="Arial" w:cs="Arial"/>
+          <w:b/>
+          <w:bCs/>
+          <w:sz w:val="24"/>
+          <w:szCs w:val="24"/>
+        </w:rPr>
+      </w:pPr>
+      <w:r>
+        <w:rPr>
+          <w:rFonts w:ascii="Arial" w:hAnsi="Arial" w:cs="Arial"/>
+          <w:b/>
+          <w:bCs/>
+          <w:sz w:val="24"/>
+          <w:szCs w:val="24"/>
+        </w:rPr>
+        <w:drawing>
+          <wp:inline distT="0" distB="0" distL="0" distR="0" wp14:anchorId="6DB0B0FB" wp14:editId="398339FB">
+            <wp:extent cx="5612130" cy="1431290"/>
+            <wp:effectExtent l="0" t="0" r="7620" b="0"/>
+            <wp:docPr id="1775796774" name="Imagen 1"/>
+            <wp:cNvGraphicFramePr>
+              <a:graphicFrameLocks xmlns:a="http://schemas.openxmlformats.org/drawingml/2006/main" noChangeAspect="1"/>
+            </wp:cNvGraphicFramePr>
+            <a:graphic xmlns:a="http://schemas.openxmlformats.org/drawingml/2006/main">
+              <a:graphicData uri="http://schemas.openxmlformats.org/drawingml/2006/picture">
+                <pic:pic xmlns:pic="http://schemas.openxmlformats.org/drawingml/2006/picture">
+                  <pic:nvPicPr>
+                    <pic:cNvPr id="1775796774" name=""/>
+                    <pic:cNvPicPr/>
+                  </pic:nvPicPr>
+                  <pic:blipFill>
+                    <a:blip r:embed="rId19"/>
+                    <a:stretch>
+                      <a:fillRect/>
+                    </a:stretch>
+                  </pic:blipFill>
+                  <pic:spPr>
+                    <a:xfrm>
+                      <a:off x="0" y="0"/>
+                      <a:ext cx="5612130" cy="1431290"/>
+                    </a:xfrm>
+                    <a:prstGeom prst="rect">
+                      <a:avLst/>
+                    </a:prstGeom>
+                  </pic:spPr>
+                </pic:pic>
+              </a:graphicData>
+            </a:graphic>
+          </wp:inline>
+        </w:drawing>
+      </w:r>
+    </w:p>
+    <w:p>
+      <w:pPr>
+        <w:rPr>
+          <w:rFonts w:ascii="Arial" w:hAnsi="Arial" w:cs="Arial"/>
+          <w:b/>
+          <w:bCs/>
+          <w:sz w:val="24"/>
+          <w:szCs w:val="24"/>
+        </w:rPr>
+      </w:pPr>
+    </w:p>
+    <w:p>
+      <w:pPr>
+        <w:rPr>
+          <w:rFonts w:ascii="Arial" w:hAnsi="Arial" w:cs="Arial"/>
+          <w:b/>
+          <w:bCs/>
+          <w:sz w:val="24"/>
+          <w:szCs w:val="24"/>
+        </w:rPr>
+      </w:pPr>
+    </w:p>
+    <w:p>
+      <w:pPr>
+        <w:rPr>
+          <w:rFonts w:ascii="Arial" w:hAnsi="Arial" w:cs="Arial"/>
+          <w:b/>
+          <w:bCs/>
+          <w:sz w:val="24"/>
+          <w:szCs w:val="24"/>
+        </w:rPr>
+      </w:pPr>
+    </w:p>
+    <w:p>
+      <w:pPr>
+        <w:rPr>
+          <w:rFonts w:ascii="Arial" w:hAnsi="Arial" w:cs="Arial"/>
+          <w:b/>
+          <w:bCs/>
+          <w:sz w:val="24"/>
+          <w:szCs w:val="24"/>
+        </w:rPr>
+      </w:pPr>
+    </w:p>
+    <w:p>
+      <w:pPr>
+        <w:rPr>
+          <w:rFonts w:ascii="Arial" w:hAnsi="Arial" w:cs="Arial"/>
+          <w:b/>
+          <w:bCs/>
+          <w:sz w:val="24"/>
+          <w:szCs w:val="24"/>
+        </w:rPr>
+      </w:pPr>
+    </w:p>
+    <w:p>
+      <w:pPr>
+        <w:rPr>
+          <w:rFonts w:ascii="Arial" w:hAnsi="Arial" w:cs="Arial"/>
+          <w:b/>
+          <w:bCs/>
+          <w:sz w:val="24"/>
+          <w:szCs w:val="24"/>
+        </w:rPr>
+      </w:pPr>
+      <w:r>
+        <w:rPr>
+          <w:rFonts w:ascii="Arial" w:hAnsi="Arial" w:cs="Arial"/>
+          <w:b/>
+          <w:bCs/>
+          <w:sz w:val="24"/>
+          <w:szCs w:val="24"/>
+        </w:rPr>
+        <w:lastRenderedPageBreak/>
+        <w:t xml:space="preserve">Consulta </w:t>
+      </w:r>
+      <w:r>
+        <w:rPr>
+          <w:rFonts w:ascii="Arial" w:hAnsi="Arial" w:cs="Arial"/>
+          <w:b/>
+          <w:bCs/>
+          <w:sz w:val="24"/>
+          <w:szCs w:val="24"/>
+        </w:rPr>
+        <w:t>por tipo de vehículo</w:t>
+      </w:r>
+    </w:p>
+    <w:p>
+      <w:pPr>
+        <w:rPr>
+          <w:rFonts w:ascii="Arial" w:hAnsi="Arial" w:cs="Arial"/>
+          <w:b/>
+          <w:bCs/>
+          <w:sz w:val="24"/>
+          <w:szCs w:val="24"/>
+        </w:rPr>
+      </w:pPr>
+      <w:r>
+        <w:rPr>
+          <w:rFonts w:ascii="Arial" w:hAnsi="Arial" w:cs="Arial"/>
+          <w:b/>
+          <w:bCs/>
+          <w:sz w:val="24"/>
+          <w:szCs w:val="24"/>
+        </w:rPr>
+        <w:drawing>
+          <wp:inline distT="0" distB="0" distL="0" distR="0" wp14:anchorId="7E39039A" wp14:editId="29328CD1">
+            <wp:extent cx="5612130" cy="1149985"/>
+            <wp:effectExtent l="0" t="0" r="7620" b="0"/>
+            <wp:docPr id="163733866" name="Imagen 1"/>
+            <wp:cNvGraphicFramePr>
+              <a:graphicFrameLocks xmlns:a="http://schemas.openxmlformats.org/drawingml/2006/main" noChangeAspect="1"/>
+            </wp:cNvGraphicFramePr>
+            <a:graphic xmlns:a="http://schemas.openxmlformats.org/drawingml/2006/main">
+              <a:graphicData uri="http://schemas.openxmlformats.org/drawingml/2006/picture">
+                <pic:pic xmlns:pic="http://schemas.openxmlformats.org/drawingml/2006/picture">
+                  <pic:nvPicPr>
+                    <pic:cNvPr id="163733866" name=""/>
+                    <pic:cNvPicPr/>
+                  </pic:nvPicPr>
+                  <pic:blipFill>
+                    <a:blip r:embed="rId20"/>
+                    <a:stretch>
+                      <a:fillRect/>
+                    </a:stretch>
+                  </pic:blipFill>
+                  <pic:spPr>
+                    <a:xfrm>
+                      <a:off x="0" y="0"/>
+                      <a:ext cx="5612130" cy="1149985"/>
+                    </a:xfrm>
+                    <a:prstGeom prst="rect">
+                      <a:avLst/>
+                    </a:prstGeom>
+                  </pic:spPr>
+                </pic:pic>
+              </a:graphicData>
+            </a:graphic>
+          </wp:inline>
+        </w:drawing>
+      </w:r>
+    </w:p>
+    <w:p>
+      <w:pPr>
+        <w:rPr>
+          <w:rFonts w:ascii="Arial" w:hAnsi="Arial" w:cs="Arial"/>
+          <w:b/>
+          <w:bCs/>
+          <w:sz w:val="24"/>
+          <w:szCs w:val="24"/>
+        </w:rPr>
+      </w:pPr>
+    </w:p>
+    <w:p>
+      <w:pPr>
+        <w:rPr>
+          <w:rFonts w:ascii="Arial" w:hAnsi="Arial" w:cs="Arial"/>
+          <w:b/>
+          <w:bCs/>
+          <w:sz w:val="24"/>
+          <w:szCs w:val="24"/>
+        </w:rPr>
+      </w:pPr>
+      <w:r>
+        <w:rPr>
+          <w:rFonts w:ascii="Arial" w:hAnsi="Arial" w:cs="Arial"/>
+          <w:b/>
+          <w:bCs/>
+          <w:sz w:val="24"/>
+          <w:szCs w:val="24"/>
+        </w:rPr>
+        <w:t xml:space="preserve">Consulta por </w:t>
+      </w:r>
+      <w:r>
+        <w:rPr>
+          <w:rFonts w:ascii="Arial" w:hAnsi="Arial" w:cs="Arial"/>
+          <w:b/>
+          <w:bCs/>
+          <w:sz w:val="24"/>
+          <w:szCs w:val="24"/>
+        </w:rPr>
+        <w:t>costo mayor a 30</w:t>
+      </w:r>
+    </w:p>
+    <w:p>
+      <w:pPr>
+        <w:rPr>
+          <w:rFonts w:ascii="Arial" w:hAnsi="Arial" w:cs="Arial"/>
+          <w:b/>
+          <w:bCs/>
+          <w:sz w:val="24"/>
+          <w:szCs w:val="24"/>
+        </w:rPr>
+      </w:pPr>
+      <w:r>
+        <w:rPr>
+          <w:rFonts w:ascii="Arial" w:hAnsi="Arial" w:cs="Arial"/>
+          <w:b/>
+          <w:bCs/>
+          <w:sz w:val="24"/>
+          <w:szCs w:val="24"/>
+        </w:rPr>
+        <w:drawing>
+          <wp:inline distT="0" distB="0" distL="0" distR="0" wp14:anchorId="43CE8B85" wp14:editId="6FB2C847">
+            <wp:extent cx="5612130" cy="1089660"/>
+            <wp:effectExtent l="0" t="0" r="7620" b="0"/>
+            <wp:docPr id="1107885363" name="Imagen 1"/>
+            <wp:cNvGraphicFramePr>
+              <a:graphicFrameLocks xmlns:a="http://schemas.openxmlformats.org/drawingml/2006/main" noChangeAspect="1"/>
+            </wp:cNvGraphicFramePr>
+            <a:graphic xmlns:a="http://schemas.openxmlformats.org/drawingml/2006/main">
+              <a:graphicData uri="http://schemas.openxmlformats.org/drawingml/2006/picture">
+                <pic:pic xmlns:pic="http://schemas.openxmlformats.org/drawingml/2006/picture">
+                  <pic:nvPicPr>
+                    <pic:cNvPr id="1107885363" name=""/>
+                    <pic:cNvPicPr/>
+                  </pic:nvPicPr>
+                  <pic:blipFill>
+                    <a:blip r:embed="rId21"/>
+                    <a:stretch>
+                      <a:fillRect/>
+                    </a:stretch>
+                  </pic:blipFill>
+                  <pic:spPr>
+                    <a:xfrm>
+                      <a:off x="0" y="0"/>
+                      <a:ext cx="5612130" cy="1089660"/>
+                    </a:xfrm>
+                    <a:prstGeom prst="rect">
+                      <a:avLst/>
+                    </a:prstGeom>
+                  </pic:spPr>
+                </pic:pic>
+              </a:graphicData>
+            </a:graphic>
+          </wp:inline>
+        </w:drawing>
+      </w:r>
+    </w:p>
+    <w:p>
+      <w:pPr>
+        <w:rPr>
+          <w:rFonts w:ascii="Arial" w:hAnsi="Arial" w:cs="Arial"/>
+          <w:b/>
+          <w:bCs/>
+          <w:sz w:val="24"/>
+          <w:szCs w:val="24"/>
+        </w:rPr>
+      </w:pPr>
+    </w:p>
+    <w:p>
+      <w:pPr>
+        <w:rPr>
+          <w:rFonts w:ascii="Arial" w:hAnsi="Arial" w:cs="Arial"/>
+          <w:b/>
+          <w:bCs/>
+          <w:sz w:val="24"/>
+          <w:szCs w:val="24"/>
+        </w:rPr>
+      </w:pPr>
+      <w:r>
+        <w:rPr>
+          <w:rFonts w:ascii="Arial" w:hAnsi="Arial" w:cs="Arial"/>
+          <w:b/>
+          <w:bCs/>
+          <w:sz w:val="24"/>
+          <w:szCs w:val="24"/>
+        </w:rPr>
+        <w:t>Consulta por costo</w:t>
+      </w:r>
+      <w:r>
+        <w:rPr>
+          <w:rFonts w:ascii="Arial" w:hAnsi="Arial" w:cs="Arial"/>
+          <w:b/>
+          <w:bCs/>
+          <w:sz w:val="24"/>
+          <w:szCs w:val="24"/>
+        </w:rPr>
+        <w:t>s de</w:t>
+      </w:r>
+      <w:r>
+        <w:rPr>
+          <w:rFonts w:ascii="Arial" w:hAnsi="Arial" w:cs="Arial"/>
+          <w:b/>
+          <w:bCs/>
+          <w:sz w:val="24"/>
+          <w:szCs w:val="24"/>
+        </w:rPr>
+        <w:t xml:space="preserve"> mayor a </w:t>
+      </w:r>
+      <w:r>
+        <w:rPr>
+          <w:rFonts w:ascii="Arial" w:hAnsi="Arial" w:cs="Arial"/>
+          <w:b/>
+          <w:bCs/>
+          <w:sz w:val="24"/>
+          <w:szCs w:val="24"/>
+        </w:rPr>
+        <w:t>menor</w:t>
+      </w:r>
+    </w:p>
+    <w:p>
+      <w:pPr>
+        <w:rPr>
+          <w:rFonts w:ascii="Arial" w:hAnsi="Arial" w:cs="Arial"/>
+          <w:b/>
+          <w:bCs/>
+          <w:sz w:val="24"/>
+          <w:szCs w:val="24"/>
+        </w:rPr>
+      </w:pPr>
+      <w:r>
+        <w:rPr>
+          <w:rFonts w:ascii="Arial" w:hAnsi="Arial" w:cs="Arial"/>
+          <w:b/>
+          <w:bCs/>
+          <w:sz w:val="24"/>
+          <w:szCs w:val="24"/>
+        </w:rPr>
+        <w:drawing>
+          <wp:inline distT="0" distB="0" distL="0" distR="0" wp14:anchorId="611CB570" wp14:editId="5EBA8C66">
+            <wp:extent cx="5612130" cy="1303655"/>
+            <wp:effectExtent l="0" t="0" r="7620" b="0"/>
+            <wp:docPr id="952100380" name="Imagen 1"/>
+            <wp:cNvGraphicFramePr>
+              <a:graphicFrameLocks xmlns:a="http://schemas.openxmlformats.org/drawingml/2006/main" noChangeAspect="1"/>
+            </wp:cNvGraphicFramePr>
+            <a:graphic xmlns:a="http://schemas.openxmlformats.org/drawingml/2006/main">
+              <a:graphicData uri="http://schemas.openxmlformats.org/drawingml/2006/picture">
+                <pic:pic xmlns:pic="http://schemas.openxmlformats.org/drawingml/2006/picture">
+                  <pic:nvPicPr>
+                    <pic:cNvPr id="952100380" name=""/>
+                    <pic:cNvPicPr/>
+                  </pic:nvPicPr>
+                  <pic:blipFill>
+                    <a:blip r:embed="rId22"/>
+                    <a:stretch>
+                      <a:fillRect/>
+                    </a:stretch>
+                  </pic:blipFill>
+                  <pic:spPr>
+                    <a:xfrm>
+                      <a:off x="0" y="0"/>
+                      <a:ext cx="5612130" cy="1303655"/>
+                    </a:xfrm>
+                    <a:prstGeom prst="rect">
+                      <a:avLst/>
+                    </a:prstGeom>
+                  </pic:spPr>
+                </pic:pic>
+              </a:graphicData>
+            </a:graphic>
+          </wp:inline>
+        </w:drawing>
+      </w:r>
+    </w:p>
+    <w:p>
+      <w:pPr>
+        <w:rPr>
+          <w:rFonts w:ascii="Arial" w:hAnsi="Arial" w:cs="Arial"/>
+          <w:b/>
+          <w:bCs/>
+          <w:sz w:val="24"/>
+          <w:szCs w:val="24"/>
+        </w:rPr>
+      </w:pPr>
+    </w:p>
+    <w:p>
+      <w:pPr>
+        <w:rPr>
+          <w:rFonts w:ascii="Arial" w:hAnsi="Arial" w:cs="Arial"/>
+          <w:b/>
+          <w:bCs/>
+          <w:sz w:val="24"/>
+          <w:szCs w:val="24"/>
+        </w:rPr>
+      </w:pPr>
+      <w:r>
+        <w:rPr>
+          <w:rFonts w:ascii="Arial" w:hAnsi="Arial" w:cs="Arial"/>
+          <w:b/>
+          <w:bCs/>
+          <w:sz w:val="24"/>
+          <w:szCs w:val="24"/>
+        </w:rPr>
+        <w:t>Actualización de un registro mediante UPDATE</w:t>
+      </w:r>
+      <w:r>
+        <w:rPr>
+          <w:rFonts w:ascii="Arial" w:hAnsi="Arial" w:cs="Arial"/>
+          <w:b/>
+          <w:bCs/>
+          <w:sz w:val="24"/>
+          <w:szCs w:val="24"/>
+        </w:rPr>
+        <w:t xml:space="preserve"> y su consulta respectiva</w:t>
+      </w:r>
+    </w:p>
+    <w:p>
+      <w:pPr>
+        <w:rPr>
+          <w:rFonts w:ascii="Arial" w:hAnsi="Arial" w:cs="Arial"/>
+          <w:b/>
+          <w:bCs/>
+          <w:sz w:val="24"/>
+          <w:szCs w:val="24"/>
+        </w:rPr>
+      </w:pPr>
+      <w:r>
+        <w:rPr>
+          <w:rFonts w:ascii="Arial" w:hAnsi="Arial" w:cs="Arial"/>
+          <w:b/>
+          <w:bCs/>
+          <w:sz w:val="24"/>
+          <w:szCs w:val="24"/>
+        </w:rPr>
+        <w:drawing>
+          <wp:inline distT="0" distB="0" distL="0" distR="0" wp14:anchorId="4226ABAB" wp14:editId="7FF118D5">
+            <wp:extent cx="5612130" cy="1650365"/>
+            <wp:effectExtent l="0" t="0" r="7620" b="6985"/>
+            <wp:docPr id="495372467" name="Imagen 1"/>
+            <wp:cNvGraphicFramePr>
+              <a:graphicFrameLocks xmlns:a="http://schemas.openxmlformats.org/drawingml/2006/main" noChangeAspect="1"/>
+            </wp:cNvGraphicFramePr>
+            <a:graphic xmlns:a="http://schemas.openxmlformats.org/drawingml/2006/main">
+              <a:graphicData uri="http://schemas.openxmlformats.org/drawingml/2006/picture">
+                <pic:pic xmlns:pic="http://schemas.openxmlformats.org/drawingml/2006/picture">
+                  <pic:nvPicPr>
+                    <pic:cNvPr id="495372467" name=""/>
+                    <pic:cNvPicPr/>
+                  </pic:nvPicPr>
+                  <pic:blipFill>
+                    <a:blip r:embed="rId23"/>
+                    <a:stretch>
+                      <a:fillRect/>
+                    </a:stretch>
+                  </pic:blipFill>
+                  <pic:spPr>
+                    <a:xfrm>
+                      <a:off x="0" y="0"/>
+                      <a:ext cx="5612130" cy="1650365"/>
+                    </a:xfrm>
+                    <a:prstGeom prst="rect">
+                      <a:avLst/>
+                    </a:prstGeom>
+                  </pic:spPr>
+                </pic:pic>
+              </a:graphicData>
+            </a:graphic>
+          </wp:inline>
+        </w:drawing>
+      </w:r>
+    </w:p>
+    <w:p>
+      <w:pPr>
+        <w:rPr>
+          <w:rFonts w:ascii="Arial" w:hAnsi="Arial" w:cs="Arial"/>
+          <w:b/>
+          <w:bCs/>
+          <w:sz w:val="24"/>
+          <w:szCs w:val="24"/>
+        </w:rPr>
+      </w:pPr>
+    </w:p>
+    <w:p>
+      <w:pPr>
+        <w:rPr>
+          <w:rFonts w:ascii="Arial" w:hAnsi="Arial" w:cs="Arial"/>
+          <w:b/>
+          <w:bCs/>
+          <w:sz w:val="24"/>
+          <w:szCs w:val="24"/>
+        </w:rPr>
+      </w:pPr>
+    </w:p>
+    <w:p>
+      <w:pPr>
+        <w:rPr>
+          <w:rFonts w:ascii="Arial" w:hAnsi="Arial" w:cs="Arial"/>
+          <w:b/>
+          <w:bCs/>
+          <w:sz w:val="24"/>
+          <w:szCs w:val="24"/>
+        </w:rPr>
+      </w:pPr>
+    </w:p>
+    <w:p>
+      <w:pPr>
+        <w:rPr>
+          <w:rFonts w:ascii="Arial" w:hAnsi="Arial" w:cs="Arial"/>
+          <w:b/>
+          <w:bCs/>
+          <w:sz w:val="24"/>
+          <w:szCs w:val="24"/>
+        </w:rPr>
+      </w:pPr>
+    </w:p>
+    <w:p>
+      <w:pPr>
+        <w:rPr>
+          <w:rFonts w:ascii="Arial" w:hAnsi="Arial" w:cs="Arial"/>
+          <w:b/>
+          <w:bCs/>
+          <w:sz w:val="24"/>
+          <w:szCs w:val="24"/>
+        </w:rPr>
+      </w:pPr>
+    </w:p>
+    <w:p>
+      <w:pPr>
+        <w:rPr>
+          <w:rFonts w:ascii="Arial" w:hAnsi="Arial" w:cs="Arial"/>
+          <w:b/>
+          <w:bCs/>
+          <w:sz w:val="24"/>
+          <w:szCs w:val="24"/>
+        </w:rPr>
+      </w:pPr>
+      <w:r>
+        <w:rPr>
+          <w:rFonts w:ascii="Arial" w:hAnsi="Arial" w:cs="Arial"/>
+          <w:b/>
+          <w:bCs/>
+          <w:sz w:val="24"/>
+          <w:szCs w:val="24"/>
+        </w:rPr>
+        <w:lastRenderedPageBreak/>
+        <w:t>Cambio de estado de un vehículo con</w:t>
+      </w:r>
+      <w:r>
+        <w:rPr>
+          <w:rFonts w:ascii="Arial" w:hAnsi="Arial" w:cs="Arial"/>
+          <w:b/>
+          <w:bCs/>
+          <w:sz w:val="24"/>
+          <w:szCs w:val="24"/>
+        </w:rPr>
+        <w:t xml:space="preserve"> UPDATE</w:t>
+      </w:r>
+      <w:r>
+        <w:rPr>
+          <w:rFonts w:ascii="Arial" w:hAnsi="Arial" w:cs="Arial"/>
+          <w:b/>
+          <w:bCs/>
+          <w:sz w:val="24"/>
+          <w:szCs w:val="24"/>
+        </w:rPr>
+        <w:t xml:space="preserve"> y su consulta respectiva</w:t>
+      </w:r>
+    </w:p>
+    <w:p>
+      <w:pPr>
+        <w:rPr>
+          <w:rFonts w:ascii="Arial" w:hAnsi="Arial" w:cs="Arial"/>
+          <w:b/>
+          <w:bCs/>
+          <w:sz w:val="24"/>
+          <w:szCs w:val="24"/>
+        </w:rPr>
+      </w:pPr>
+      <w:r>
+        <w:rPr>
+          <w:rFonts w:ascii="Arial" w:hAnsi="Arial" w:cs="Arial"/>
+          <w:b/>
+          <w:bCs/>
+          <w:sz w:val="24"/>
+          <w:szCs w:val="24"/>
+        </w:rPr>
+        <w:drawing>
+          <wp:inline distT="0" distB="0" distL="0" distR="0" wp14:anchorId="6BF4C2CD" wp14:editId="35E4502D">
+            <wp:extent cx="5612130" cy="1648460"/>
+            <wp:effectExtent l="0" t="0" r="7620" b="8890"/>
+            <wp:docPr id="677797250" name="Imagen 1"/>
+            <wp:cNvGraphicFramePr>
+              <a:graphicFrameLocks xmlns:a="http://schemas.openxmlformats.org/drawingml/2006/main" noChangeAspect="1"/>
+            </wp:cNvGraphicFramePr>
+            <a:graphic xmlns:a="http://schemas.openxmlformats.org/drawingml/2006/main">
+              <a:graphicData uri="http://schemas.openxmlformats.org/drawingml/2006/picture">
+                <pic:pic xmlns:pic="http://schemas.openxmlformats.org/drawingml/2006/picture">
+                  <pic:nvPicPr>
+                    <pic:cNvPr id="677797250" name=""/>
+                    <pic:cNvPicPr/>
+                  </pic:nvPicPr>
+                  <pic:blipFill>
+                    <a:blip r:embed="rId24"/>
+                    <a:stretch>
+                      <a:fillRect/>
+                    </a:stretch>
+                  </pic:blipFill>
+                  <pic:spPr>
+                    <a:xfrm>
+                      <a:off x="0" y="0"/>
+                      <a:ext cx="5612130" cy="1648460"/>
+                    </a:xfrm>
+                    <a:prstGeom prst="rect">
+                      <a:avLst/>
+                    </a:prstGeom>
+                  </pic:spPr>
+                </pic:pic>
+              </a:graphicData>
+            </a:graphic>
+          </wp:inline>
+        </w:drawing>
+      </w:r>
+    </w:p>
+    <w:p>
+      <w:pPr>
+        <w:rPr>
+          <w:rFonts w:ascii="Arial" w:hAnsi="Arial" w:cs="Arial"/>
+          <w:b/>
+          <w:bCs/>
+          <w:sz w:val="24"/>
+          <w:szCs w:val="24"/>
+        </w:rPr>
+      </w:pPr>
+    </w:p>
+    <w:p>
+      <w:pPr>
+        <w:rPr>
+          <w:rFonts w:ascii="Arial" w:hAnsi="Arial" w:cs="Arial"/>
+          <w:b/>
+          <w:bCs/>
+          <w:sz w:val="24"/>
+          <w:szCs w:val="24"/>
+        </w:rPr>
+      </w:pPr>
+      <w:r>
+        <w:rPr>
+          <w:rFonts w:ascii="Arial" w:hAnsi="Arial" w:cs="Arial"/>
+          <w:b/>
+          <w:bCs/>
+          <w:sz w:val="24"/>
+          <w:szCs w:val="24"/>
+        </w:rPr>
+        <w:t xml:space="preserve">Eliminación de </w:t>
+      </w:r>
+      <w:proofErr w:type="gramStart"/>
+      <w:r>
+        <w:rPr>
+          <w:rFonts w:ascii="Arial" w:hAnsi="Arial" w:cs="Arial"/>
+          <w:b/>
+          <w:bCs/>
+          <w:sz w:val="24"/>
+          <w:szCs w:val="24"/>
+        </w:rPr>
+        <w:t>un registros</w:t>
+      </w:r>
+      <w:proofErr w:type="gramEnd"/>
+      <w:r>
+        <w:rPr>
+          <w:rFonts w:ascii="Arial" w:hAnsi="Arial" w:cs="Arial"/>
+          <w:b/>
+          <w:bCs/>
+          <w:sz w:val="24"/>
+          <w:szCs w:val="24"/>
+        </w:rPr>
+        <w:t xml:space="preserve"> con DELETE</w:t>
+      </w:r>
+      <w:r>
+        <w:rPr>
+          <w:rFonts w:ascii="Arial" w:hAnsi="Arial" w:cs="Arial"/>
+          <w:b/>
+          <w:bCs/>
+          <w:sz w:val="24"/>
+          <w:szCs w:val="24"/>
+        </w:rPr>
+        <w:t xml:space="preserve"> y su consulta respectiva</w:t>
+      </w:r>
+    </w:p>
+    <w:p>
+      <w:pPr>
+        <w:rPr>
+          <w:rFonts w:ascii="Arial" w:hAnsi="Arial" w:cs="Arial"/>
+          <w:b/>
+          <w:bCs/>
+          <w:sz w:val="24"/>
+          <w:szCs w:val="24"/>
+        </w:rPr>
+      </w:pPr>
+      <w:r>
+        <w:rPr>
+          <w:rFonts w:ascii="Arial" w:hAnsi="Arial" w:cs="Arial"/>
+          <w:b/>
+          <w:bCs/>
+          <w:sz w:val="24"/>
+          <w:szCs w:val="24"/>
+        </w:rPr>
+        <w:drawing>
+          <wp:inline distT="0" distB="0" distL="0" distR="0" wp14:anchorId="68CE6913" wp14:editId="15C94DFD">
+            <wp:extent cx="5612130" cy="1468120"/>
+            <wp:effectExtent l="0" t="0" r="7620" b="0"/>
+            <wp:docPr id="986720218" name="Imagen 1"/>
+            <wp:cNvGraphicFramePr>
+              <a:graphicFrameLocks xmlns:a="http://schemas.openxmlformats.org/drawingml/2006/main" noChangeAspect="1"/>
+            </wp:cNvGraphicFramePr>
+            <a:graphic xmlns:a="http://schemas.openxmlformats.org/drawingml/2006/main">
+              <a:graphicData uri="http://schemas.openxmlformats.org/drawingml/2006/picture">
+                <pic:pic xmlns:pic="http://schemas.openxmlformats.org/drawingml/2006/picture">
+                  <pic:nvPicPr>
+                    <pic:cNvPr id="986720218" name=""/>
+                    <pic:cNvPicPr/>
+                  </pic:nvPicPr>
+                  <pic:blipFill>
+                    <a:blip r:embed="rId25"/>
+                    <a:stretch>
+                      <a:fillRect/>
+                    </a:stretch>
+                  </pic:blipFill>
+                  <pic:spPr>
+                    <a:xfrm>
+                      <a:off x="0" y="0"/>
+                      <a:ext cx="5612130" cy="1468120"/>
+                    </a:xfrm>
+                    <a:prstGeom prst="rect">
+                      <a:avLst/>
+                    </a:prstGeom>
+                  </pic:spPr>
+                </pic:pic>
+              </a:graphicData>
+            </a:graphic>
+          </wp:inline>
+        </w:drawing>
+      </w:r>
+    </w:p>
+    <w:p>
+      <w:pPr>
+        <w:rPr>
+          <w:rFonts w:ascii="Arial" w:hAnsi="Arial" w:cs="Arial"/>
+          <w:b/>
+          <w:bCs/>
+          <w:sz w:val="24"/>
+          <w:szCs w:val="24"/>
+        </w:rPr>
+      </w:pPr>
+    </w:p>
+    <w:p>
+      <w:pPr>
+        <w:rPr>
+          <w:rFonts w:ascii="Arial" w:hAnsi="Arial" w:cs="Arial"/>
+          <w:b/>
+          <w:bCs/>
+          <w:sz w:val="24"/>
+          <w:szCs w:val="24"/>
+        </w:rPr>
+      </w:pPr>
+      <w:r>
+        <w:rPr>
+          <w:rFonts w:ascii="Arial" w:hAnsi="Arial" w:cs="Arial"/>
+          <w:b/>
+          <w:bCs/>
+          <w:sz w:val="24"/>
+          <w:szCs w:val="24"/>
+        </w:rPr>
+        <w:t>Error por placa duplicada</w:t>
+      </w:r>
+    </w:p>
+    <w:p>
+      <w:pPr>
+        <w:rPr>
+          <w:rFonts w:ascii="Arial" w:hAnsi="Arial" w:cs="Arial"/>
+          <w:b/>
+          <w:bCs/>
+          <w:sz w:val="24"/>
+          <w:szCs w:val="24"/>
+        </w:rPr>
+      </w:pPr>
+      <w:r>
+        <w:rPr>
+          <w:rFonts w:ascii="Arial" w:hAnsi="Arial" w:cs="Arial"/>
+          <w:b/>
+          <w:bCs/>
+          <w:sz w:val="24"/>
+          <w:szCs w:val="24"/>
+        </w:rPr>
+        <w:drawing>
+          <wp:inline distT="0" distB="0" distL="0" distR="0" wp14:anchorId="5BD79C2E" wp14:editId="348CDAA4">
+            <wp:extent cx="5612130" cy="1557020"/>
+            <wp:effectExtent l="0" t="0" r="7620" b="5080"/>
+            <wp:docPr id="790128618" name="Imagen 1"/>
+            <wp:cNvGraphicFramePr>
+              <a:graphicFrameLocks xmlns:a="http://schemas.openxmlformats.org/drawingml/2006/main" noChangeAspect="1"/>
+            </wp:cNvGraphicFramePr>
+            <a:graphic xmlns:a="http://schemas.openxmlformats.org/drawingml/2006/main">
+              <a:graphicData uri="http://schemas.openxmlformats.org/drawingml/2006/picture">
+                <pic:pic xmlns:pic="http://schemas.openxmlformats.org/drawingml/2006/picture">
+                  <pic:nvPicPr>
+                    <pic:cNvPr id="790128618" name=""/>
+                    <pic:cNvPicPr/>
+                  </pic:nvPicPr>
+                  <pic:blipFill>
+                    <a:blip r:embed="rId26"/>
+                    <a:stretch>
+                      <a:fillRect/>
+                    </a:stretch>
+                  </pic:blipFill>
+                  <pic:spPr>
+                    <a:xfrm>
+                      <a:off x="0" y="0"/>
+                      <a:ext cx="5612130" cy="1557020"/>
+                    </a:xfrm>
+                    <a:prstGeom prst="rect">
+                      <a:avLst/>
+                    </a:prstGeom>
+                  </pic:spPr>
+                </pic:pic>
+              </a:graphicData>
+            </a:graphic>
+          </wp:inline>
+        </w:drawing>
+      </w:r>
+    </w:p>
+    <w:p>
+      <w:pPr>
+        <w:rPr>
+          <w:rFonts w:ascii="Arial" w:hAnsi="Arial" w:cs="Arial"/>
+          <w:b/>
+          <w:bCs/>
+          <w:sz w:val="24"/>
+          <w:szCs w:val="24"/>
+        </w:rPr>
+      </w:pPr>
+    </w:p>
+    <w:p>
+      <w:pPr>
+        <w:rPr>
+          <w:rFonts w:ascii="Arial" w:hAnsi="Arial" w:cs="Arial"/>
+          <w:b/>
+          <w:bCs/>
+          <w:sz w:val="24"/>
+          <w:szCs w:val="24"/>
+        </w:rPr>
+      </w:pPr>
+      <w:r>
+        <w:rPr>
+          <w:rFonts w:ascii="Arial" w:hAnsi="Arial" w:cs="Arial"/>
+          <w:b/>
+          <w:bCs/>
+          <w:sz w:val="24"/>
+          <w:szCs w:val="24"/>
+        </w:rPr>
+        <w:t>Error por una restricción CHECK</w:t>
+      </w:r>
+    </w:p>
+    <w:p>
+      <w:pPr>
+        <w:rPr>
+          <w:rFonts w:ascii="Arial" w:hAnsi="Arial" w:cs="Arial"/>
+          <w:b/>
+          <w:bCs/>
+          <w:sz w:val="24"/>
+          <w:szCs w:val="24"/>
+        </w:rPr>
+      </w:pPr>
+      <w:r>
+        <w:rPr>
+          <w:rFonts w:ascii="Arial" w:hAnsi="Arial" w:cs="Arial"/>
+          <w:b/>
+          <w:bCs/>
+          <w:sz w:val="24"/>
+          <w:szCs w:val="24"/>
+        </w:rPr>
+        <w:drawing>
+          <wp:inline distT="0" distB="0" distL="0" distR="0" wp14:anchorId="33EE3195" wp14:editId="6B01B221">
+            <wp:extent cx="5612130" cy="1477010"/>
+            <wp:effectExtent l="0" t="0" r="7620" b="8890"/>
+            <wp:docPr id="405921359" name="Imagen 1"/>
+            <wp:cNvGraphicFramePr>
+              <a:graphicFrameLocks xmlns:a="http://schemas.openxmlformats.org/drawingml/2006/main" noChangeAspect="1"/>
+            </wp:cNvGraphicFramePr>
+            <a:graphic xmlns:a="http://schemas.openxmlformats.org/drawingml/2006/main">
+              <a:graphicData uri="http://schemas.openxmlformats.org/drawingml/2006/picture">
+                <pic:pic xmlns:pic="http://schemas.openxmlformats.org/drawingml/2006/picture">
+                  <pic:nvPicPr>
+                    <pic:cNvPr id="405921359" name=""/>
+                    <pic:cNvPicPr/>
+                  </pic:nvPicPr>
+                  <pic:blipFill>
+                    <a:blip r:embed="rId27"/>
+                    <a:stretch>
+                      <a:fillRect/>
+                    </a:stretch>
+                  </pic:blipFill>
+                  <pic:spPr>
+                    <a:xfrm>
+                      <a:off x="0" y="0"/>
+                      <a:ext cx="5612130" cy="1477010"/>
+                    </a:xfrm>
+                    <a:prstGeom prst="rect">
+                      <a:avLst/>
+                    </a:prstGeom>
+                  </pic:spPr>
+                </pic:pic>
+              </a:graphicData>
+            </a:graphic>
+          </wp:inline>
+        </w:drawing>
+      </w:r>
+    </w:p>
+    <w:p>
+      <w:pPr>
+        <w:rPr>
+          <w:rFonts w:ascii="Arial" w:hAnsi="Arial" w:cs="Arial"/>
+          <w:b/>
+          <w:bCs/>
+          <w:sz w:val="24"/>
+          <w:szCs w:val="24"/>
         </w:rPr>
       </w:pPr>
     </w:p>
